--- a/example_articles/countries/Mexico/6.countries_Mexico_Other_publisher.docx
+++ b/example_articles/countries/Mexico/6.countries_Mexico_Other_publisher.docx
@@ -29,17 +29,17 @@
     </w:p>
     <w:p>
       <w:r>
-        <w:t>Source File: Other publishers/Files (500) (25).DOCX</w:t>
+        <w:t>Source file: Other publishers/Files (500) (25).DOCX</w:t>
       </w:r>
     </w:p>
     <w:p>
       <w:r>
-        <w:t>Raw locations result: ['Mexico']</w:t>
+        <w:t>Raw locations result, 'locations': ['Mexico']</w:t>
       </w:r>
     </w:p>
     <w:p>
       <w:r>
-        <w:t>countries_stand_flat (Standardized): Mexico</w:t>
+        <w:t>Standardized locations result, 'countries_stand_flat': Mexico</w:t>
       </w:r>
     </w:p>
     <w:p>

--- a/example_articles/countries/Mexico/6.countries_Mexico_Other_publisher.docx
+++ b/example_articles/countries/Mexico/6.countries_Mexico_Other_publisher.docx
@@ -7,9 +7,9 @@
         <w:pStyle w:val="Heading1"/>
       </w:pPr>
       <w:r>
-        <w:t>SLAPSTICK SATIRE;</w:t>
+        <w:t>Mexico's new interest in old ways;</w:t>
         <w:br/>
-        <w:t xml:space="preserve"> ITALIAN DARIO FO'S 'ANARCHIST' LOOKS FOR TRUTH IN A POLITICAL FARCE</w:t>
+        <w:t>In a time of change, many look for identity in the country's pre-Hispanic history.</w:t>
       </w:r>
     </w:p>
     <w:p>
@@ -19,17 +19,17 @@
     </w:p>
     <w:p>
       <w:r>
-        <w:t>Date: 2004-03-10</w:t>
+        <w:t>Date: 2001-07-23</w:t>
       </w:r>
     </w:p>
     <w:p>
       <w:r>
-        <w:t>Section: ARTS &amp; ENTERTAINMENT,</w:t>
+        <w:t>Section: NATIONAL; Pg. A03</w:t>
       </w:r>
     </w:p>
     <w:p>
       <w:r>
-        <w:t>Source file: Other publishers/Files (500) (25).DOCX</w:t>
+        <w:t>Source file: Other publishers/Files (500) (24).DOCX</w:t>
       </w:r>
     </w:p>
     <w:p>
@@ -51,51 +51,35 @@
     </w:p>
     <w:p>
       <w:r>
-        <w:t>He's been called holy fool, buffoon, blasphemer and genius. Audiences love him, especially the irreverent working class of his native Italy. But when he's tried to bring his art to the United States, he's usually denied a visa. And when he received the 1997 Nobel Prize for Literature, the cheers were more than matched by expressions of outrage, both in Italy and abroad.</w:t>
+        <w:t>Each day here at noon, within sight of the 1,700-year-old Pyramids of the Sun and the Moon, four men dangle by their feet from ropes wound around the top of a 60-foot pole in imitation of an ancient ritual.</w:t>
         <w:br/>
-        <w:t xml:space="preserve"> He is Dario Fo, 77, a performer and playwright of unusual dimension, philosophy and heritage. And this farceur-provocateur is now getting his biggest ever showcase in Pittsburgh as the Public Theater presents its co-production (with the Dallas Theater Center) of a new adaptation by Ron Jenkins of Fo's characteristic 1970 political farce, "Accidental Death of an Anarchist."</w:t>
+        <w:t>On the very top, another man stands up and begins to play a simple clay flute and beat a drum. Then, pushing with his feet, he unwinds the ropes, and the men descend to the ground in graceful circles.</w:t>
         <w:br/>
-        <w:t>It's subversive, no doubt about it -- subversive of the authoritative pomposity that sheathes official institutions. The play's basis is the real 1969 death of an anarchist who "fell" from the window of a police station where he was being interrogated. Into the nervous world of police bureaucracy erupts a mysterious maniac who takes on many guises -- most profitably, that of an investigating judge so aristocratically eccentric that he must be the real thing. Under the guise of helping the cops cover up, he teases the contradictory logic of their lies into new wonders of idiocy.</w:t>
+        <w:t>"I began doing this because tradition is important," said Adolfo San Martin Garcia, 42, who has been a volador - flyer - for 25 years, about 10 of those here. "The number of turns we make as we come down symbolizes the 52 years of an Aztec century."</w:t>
         <w:br/>
-        <w:t xml:space="preserve"> It's like Joe Orton meets Brendan Behan meets Monty Python, but with radical intent.</w:t>
+        <w:t>Long a rare sight, these ritual dancers now are more common than at any time since the Spanish conquest in the 16th century. They appear daily outside Mexico City's Museum of Anthropology and with some regularity at other archaeological sites across Mexico and even at town fairs.</w:t>
         <w:br/>
-        <w:t xml:space="preserve"> If Fo's mix of slapstick comedy and radical politics is known at all in Pittsburgh, other than as a foreign name wreathed in controversy, it is the work of the small New Group Theatre, which labored for years in a loft-like space in Bloomfield. Led by Martin Giles, the New Group did three Fo plays, including what was almost certainly the Pittsburgh premiere of "Accidental Death of an Anarchist" in 1986.</w:t>
+        <w:t>Anthropologists and archaeologists say it is part of an explosion of interest among Mexicans in their country's extensive pre-Hispanic past. As economic development progressively transforms Mexico's traditional society and economy, people are looking increasingly to the past for an anchor, a way to feel proud about themselves and their culture amid an invasion of new things, many from abroad, according to the anthropologists and archaeologists.</w:t>
         <w:br/>
-        <w:t xml:space="preserve"> There's another Pittsburgh connection to Fo -- Rick Kemp, English director and actor. Along with acquiring two degrees from Oxford, Kemp studied and taught physical theater at Paris' Ecole Gaulier/Pagneux. That, and his experience as a rock drummer and street clown/entertainer, were appropriate preparation for his work two decades ago on the English premiere of Fo's "Mystero Buffo," which led to a stint studying and teaching in Fo's own school in Umbria, Italy.</w:t>
+        <w:t>"It's not just a phenomenon of new value for the tradition, but also a matter of looking for magic, religion - something supernatural to overcome their contemporary problems," said Jesus Torres, deputy director of the Center for Tehuacan Studies, an arm of Mexico's National Institute of Anthropology and History. "It's a phenomenon that has been observed in many cultures over time, especially when there's an economic, social or moral crisis. It's a search for identity."</w:t>
         <w:br/>
-        <w:t xml:space="preserve"> But mainly, we know Fo here only as a spirit of comic critique and subversive satire. For example, after the follies of the famous Dec. 19, 2001, meeting of the Pittsburgh School Board, it was suggested that only Aristophanes, W.S. Gilbert, Larry Gelbart or Dario Fo could do comic justice to the spur-of-the-moment confusion evident in the verbatim transcript of that meeting.</w:t>
+        <w:t>Many historians, for example, find the explanation for the United States' 17th-century revival of interest in witchcraft - and in witchcraft accusations and trials - in the turbulent transition from a medieval economy to a modern one.</w:t>
         <w:br/>
-        <w:t xml:space="preserve"> None of those satirists was actually available to dramatize that transcript. But that is approximately what Fo did do with the case of Giuseppe Pinelli, the mild-mannered anarchist railway worker who supposedly jumped to his death Dec. 15, 1969, from a fifth-floor window of the Milan police station. Pinelli was being questioned about several bombs that had gone off a few days earlier in Milan and Rome, one of which killed 16 people. Whoever was responsible for the bombs -- and in those days of open political warfare across the full spectrum of isms, it may well have been Fascist groups trying to frame the left -- the tale of Pinelli's suicide rings particularly false.</w:t>
+        <w:t>Something like that may be going on in Mexico today, as many people are scrambling to find places in the new economy brought by free trade with the United States and Canada, and an end to most government subsidies to individuals and businesses. Anthropologist Cuauhtemoc Reyes said many working-class Mexicans have lost their sense of place in the nation's economy, as the buying power of their wages has deteriorated over the last 20 years.</w:t>
         <w:br/>
-        <w:t xml:space="preserve"> But Fo's rambunctious parable grew out of a specific political time and place and draws on a well-developed Italian tradition of political theater.</w:t>
+        <w:t>In reaction, some people are clinging to - or learning - traditional beliefs in the magical powers of special places, words or symbols to cure an ill or grant a wish.</w:t>
         <w:br/>
-        <w:t xml:space="preserve"> There is no such active tradition of political outrage in American theater, of course. So how do Jenkins and the Dallas-Pittsburgh production directed by Richard Hamburger translate Fo's left-wing critique of a repressive establishment into something understandable to Pittsburgh? And how will Pittsburgh react?</w:t>
+        <w:t>The new interest in old things Mexican takes many forms. There are now an estimated 60 groups of voladores. When San Martin first donned Aztec ritual dress - or at least the contemporary rendition of it - and swung to the ground, only a handful of groups existed. Eight or 10 years ago, he said, there were just 25 or 30.</w:t>
         <w:br/>
-        <w:t xml:space="preserve"> Fo's mix of slapstick comedy and radical politics requires a high-octane jolt of discipline and spirit. Witness last year's new British adaptation by Simon Nye ("Men Behaving Badly"), staged at London's Donmar Warehouse, which turned what was Italian thoroughly British, with many contemporary references to "axis of evil," Spider-Man, Bosnia and the Gulf War.</w:t>
+        <w:t>On Sundays in Mexico City's main plaza, four or five groups of would-be Aztec dancers are among the most popular competitors for the attention of the huge family crowds. There are seven such groups in the city's center now; 10 years ago, there were three.</w:t>
         <w:br/>
-        <w:t xml:space="preserve"> The result was, for an American, an uneasy mix. What seemed to be English police from their speech behaved in ways no one could imagine English police would behave. Will Jenkins also localize his adaptation? And if so, where?  To New York, Dallas, Pittsburgh or a generic America? If so, will American audiences tolerate such a robust expose of official repression and mendacity?</w:t>
+        <w:t>"A lot of people come to see us because they're looking for their identity," one dance leader, who gave his name as just Tezca, said as the group took a break. Tezca has been dancing daily on the plaza between the city's metropolitan Roman Catholic Cathedral and the ruins of the Aztecs' main pyramid since 1983.</w:t>
         <w:br/>
-        <w:t xml:space="preserve"> Dario Fo in Pittsburgh</w:t>
+        <w:t>The search for identity through interest in the past also is accentuated by the omnipresent images of tall, fair-skinned Mexicans and others with blond hair and blue eyes on television and in advertising, anthropologist Reyes said.</w:t>
         <w:br/>
-        <w:t xml:space="preserve"> The following is a list of Dario Fo plays -- some co-authored by his wife, Franca Rame -- that were staged in Pittsburgh:</w:t>
+        <w:t>"So people say, well I'm brown, short and have brown eyes and hair, so who am I?" Reyes said. "With the lack of images to identify with, people look for another set of role models."</w:t>
         <w:br/>
-        <w:t xml:space="preserve"> 1986 -- "Accidental Death of an Anarchist," New Group Theatre.</w:t>
-        <w:br/>
-        <w:t xml:space="preserve"> 1989 -- "Can't Pay? Won't Pay!," New Group Theatre.</w:t>
-        <w:br/>
-        <w:t xml:space="preserve"> 1993 -- "Tiny, the Dreamer," Pittsburgh Theatre Labs; "Female Parts," New Group Theatre.</w:t>
-        <w:br/>
-        <w:t xml:space="preserve"> 2001 -- "The Open Couple," Pitt lab workshop.</w:t>
-        <w:br/>
-        <w:t xml:space="preserve"> STAGE PREVIEW</w:t>
-        <w:br/>
-        <w:t xml:space="preserve"> "The Accidental Death of an Anarchist"</w:t>
-        <w:br/>
-        <w:t xml:space="preserve"> Where: Pittsburgh Public Theater at the O'Reilly Theater, Downtown.</w:t>
-        <w:br/>
-        <w:t xml:space="preserve"> When: 8 p.m. Tuesdays through Fridays; 2 and 8 p.m. Saturdays; 2 and 7 p.m. Sundays (with some exceptions). Performances run through April 4.</w:t>
-        <w:br/>
-        <w:t xml:space="preserve"> Tickets: $12 to $42; 412-316-1600.</w:t>
+        <w:t xml:space="preserve">Morris Thompson's e-mail address is mthompson@krwashington.com.  </w:t>
         <w:br/>
         <w:br/>
         <w:t>Graphic</w:t>
@@ -103,9 +87,17 @@
         <w:br/>
         <w:t xml:space="preserve"> </w:t>
         <w:br/>
-        <w:t xml:space="preserve">PHOTO: ABOVE: Dario Fo is considered a playwright of unusual dimension, philosophy and heritage. </w:t>
+        <w:t>PHOTO;</w:t>
         <w:br/>
-        <w:t xml:space="preserve"> PHOTO: LEFT: Mark Douet: The cast of the "Accidental Death of an Anarchist" includes, from left, Desmond Barrit as Bertozzo, Cornelius Booth as the Constable, Adrian Scarborough as the Superintendent and Paul Ritter as the Inspector.</w:t>
+        <w:t>LUIS J. JIMENEZ, Knight Ridder Tribune</w:t>
+        <w:br/>
+        <w:t>Atop a 60-foot pole at Teotihuacan, men from the village of Papantla, Veracruz, perform a flying rope ritual dating to 150 A.D. Such pre-Hispanic practices are gaining popularity in Mexico.</w:t>
+        <w:br/>
+        <w:t>LUIS J. JIMENEZ, Knight Ridder Tribune</w:t>
+        <w:br/>
+        <w:t>In Aztec costumes, dancers perform in Mexico City's main plaza each Sunday. The growing popularity of the dances reflects</w:t>
+        <w:br/>
+        <w:t>the renewed interest of Mexicans in their country's ancient past.</w:t>
       </w:r>
     </w:p>
     <w:sectPr>

--- a/example_articles/countries/Mexico/6.countries_Mexico_Other_publisher.docx
+++ b/example_articles/countries/Mexico/6.countries_Mexico_Other_publisher.docx
@@ -7,9 +7,7 @@
         <w:pStyle w:val="Heading1"/>
       </w:pPr>
       <w:r>
-        <w:t>Mexico's new interest in old ways;</w:t>
-        <w:br/>
-        <w:t>In a time of change, many look for identity in the country's pre-Hispanic history.</w:t>
+        <w:t>Catholic faithful of Mexico City await Francis; Crowds coming out to greet the first pope from Latin America could reach 2 million</w:t>
       </w:r>
     </w:p>
     <w:p>
@@ -19,17 +17,17 @@
     </w:p>
     <w:p>
       <w:r>
-        <w:t>Date: 2001-07-23</w:t>
+        <w:t>Date: 2016-02-12</w:t>
       </w:r>
     </w:p>
     <w:p>
       <w:r>
-        <w:t>Section: NATIONAL; Pg. A03</w:t>
+        <w:t>Section: NEWS; Pg. 5A</w:t>
       </w:r>
     </w:p>
     <w:p>
       <w:r>
-        <w:t>Source file: Other publishers/Files (500) (24).DOCX</w:t>
+        <w:t>Source file: Other publishers/Files (500) (13).DOCX</w:t>
       </w:r>
     </w:p>
     <w:p>
@@ -51,35 +49,53 @@
     </w:p>
     <w:p>
       <w:r>
-        <w:t>Each day here at noon, within sight of the 1,700-year-old Pyramids of the Sun and the Moon, four men dangle by their feet from ropes wound around the top of a 60-foot pole in imitation of an ancient ritual.</w:t>
+        <w:t>When Pope Francis touches down Friday in Mexico City for his first visit to Mexico as pontiff, he will be welcomed with an immense outpouring of emotion.</w:t>
         <w:br/>
-        <w:t>On the very top, another man stands up and begins to play a simple clay flute and beat a drum. Then, pushing with his feet, he unwinds the ropes, and the men descend to the ground in graceful circles.</w:t>
+        <w:t>Mexicans are thrilled to witness one of the most charismatic pontiffs in recent times but also the first pope from Latin America.</w:t>
         <w:br/>
-        <w:t>"I began doing this because tradition is important," said Adolfo San Martin Garcia, 42, who has been a volador - flyer - for 25 years, about 10 of those here. "The number of turns we make as we come down symbolizes the 52 years of an Aztec century."</w:t>
+        <w:t>"It's going to be beautiful, beautiful, beautiful," said Paz Escalante Vazquez, 73, who lives in Mexico City.</w:t>
         <w:br/>
-        <w:t>Long a rare sight, these ritual dancers now are more common than at any time since the Spanish conquest in the 16th century. They appear daily outside Mexico City's Museum of Anthropology and with some regularity at other archaeological sites across Mexico and even at town fairs.</w:t>
+        <w:t>Posters capturing the pope and his wry smile have popped up on bus stops and government buildings near the center of Mexico City, capital of the second-largest Catholic country in the world after Brazil.</w:t>
         <w:br/>
-        <w:t>Anthropologists and archaeologists say it is part of an explosion of interest among Mexicans in their country's extensive pre-Hispanic past. As economic development progressively transforms Mexico's traditional society and economy, people are looking increasingly to the past for an anchor, a way to feel proud about themselves and their culture amid an invasion of new things, many from abroad, according to the anthropologists and archaeologists.</w:t>
+        <w:t>Those who don't have tickets to attend one of the pope's official events during his five-day visit will line streets for miles in hopes of catching a glimpse of the leader of the world's 1.2 billion Catholics. Among those lining up to see the pope will be hundreds from the USA traveling to Mexico to participate in the  occasion.</w:t>
         <w:br/>
-        <w:t>"It's not just a phenomenon of new value for the tradition, but also a matter of looking for magic, religion - something supernatural to overcome their contemporary problems," said Jesus Torres, deputy director of the Center for Tehuacan Studies, an arm of Mexico's National Institute of Anthropology and History. "It's a phenomenon that has been observed in many cultures over time, especially when there's an economic, social or moral crisis. It's a search for identity."</w:t>
+        <w:t>Francis is likely to mix pastoral and political messages during his visit, praising the poor and marginalized while condemning drug trafficking, cartel brutality and violence against women. He will use Mexico City as a base to travel to multiple areas of the country, where about 81% of its 123 million people identify as Catholic.</w:t>
         <w:br/>
-        <w:t>Many historians, for example, find the explanation for the United States' 17th-century revival of interest in witchcraft - and in witchcraft accusations and trials - in the turbulent transition from a medieval economy to a modern one.</w:t>
+        <w:t>More than 2 million people are likely to turn out to see the pope in Mexico City.</w:t>
         <w:br/>
-        <w:t>Something like that may be going on in Mexico today, as many people are scrambling to find places in the new economy brought by free trade with the United States and Canada, and an end to most government subsidies to individuals and businesses. Anthropologist Cuauhtemoc Reyes said many working-class Mexicans have lost their sense of place in the nation's economy, as the buying power of their wages has deteriorated over the last 20 years.</w:t>
+        <w:t>Organizers have asked worshipers Friday  to illuminate the 12-mile route from Mexico City's airport to the Vatican's diplomatic headquarters with the lights from their cellphones as Francis drives by.</w:t>
         <w:br/>
-        <w:t>In reaction, some people are clinging to - or learning - traditional beliefs in the magical powers of special places, words or symbols to cure an ill or grant a wish.</w:t>
+        <w:t>Saturday, the route leading to the Basilica of Our Lady of Guadalupe, one of the most sacred sites in Mexico, where Francis will hold a Mass, also is likely to be lined with worshipers.</w:t>
         <w:br/>
-        <w:t>The new interest in old things Mexican takes many forms. There are now an estimated 60 groups of voladores. When San Martin first donned Aztec ritual dress - or at least the contemporary rendition of it - and swung to the ground, only a handful of groups existed. Eight or 10 years ago, he said, there were just 25 or 30.</w:t>
+        <w:t>The route passes along Paseo de la Reforma, a major boulevard that runs through the heart of Mexico City.</w:t>
         <w:br/>
-        <w:t>On Sundays in Mexico City's main plaza, four or five groups of would-be Aztec dancers are among the most popular competitors for the attention of the huge family crowds. There are seven such groups in the city's center now; 10 years ago, there were three.</w:t>
+        <w:t>Escalante Vazquez, who is Catholic, hopes to dash from the hotel where she works a block from Reforma to catch a glimpse of the pope as he passes by. "How fantastic would it be if as he was driving by, he said, 'Stop. I am going to get out here,'" Vazquez said.</w:t>
         <w:br/>
-        <w:t>"A lot of people come to see us because they're looking for their identity," one dance leader, who gave his name as just Tezca, said as the group took a break. Tezca has been dancing daily on the plaza between the city's metropolitan Roman Catholic Cathedral and the ruins of the Aztecs' main pyramid since 1983.</w:t>
+        <w:t>Earlier Saturday, Mexican President Enrique Peña Nieto will greet the pope at the National Palace, then the pontiff will meet with Catholic bishops in the city's cathedral.</w:t>
         <w:br/>
-        <w:t>The search for identity through interest in the past also is accentuated by the omnipresent images of tall, fair-skinned Mexicans and others with blond hair and blue eyes on television and in advertising, anthropologist Reyes said.</w:t>
+        <w:t>Sunday, the pope will fly by helicopter to say Mass in Ecatepec, a working-class suburb  just outside Mexico City.</w:t>
         <w:br/>
-        <w:t>"So people say, well I'm brown, short and have brown eyes and hair, so who am I?" Reyes said. "With the lack of images to identify with, people look for another set of role models."</w:t>
+        <w:t>At least 39 women have been killed in Ecatepec since the government issued a "gender violence alert" in July to warn the public that women were being murdered there, according to Proceso, a Mexican newsmagazine. Similar alerts have been issued in 11 municipalities.</w:t>
         <w:br/>
-        <w:t xml:space="preserve">Morris Thompson's e-mail address is mthompson@krwashington.com.  </w:t>
+        <w:t>The pope will fly Monday to the state of Chiapas and will say Mass at a sports center in San Cristobal de Las Casas. Chiapas has the largest indigenous population of any state in Mexico and is where the armed Zapatista uprising took place in 1994 demanding indigenous rights.</w:t>
+        <w:br/>
+        <w:t>Chiapas is Mexico's poorest state. "That is another reason to travel to Chiapas,"  said Andrew Chesnut, a religion professor at Virginia Commonwealth University.</w:t>
+        <w:br/>
+        <w:t>It is the main entry point for migrants fleeing poverty and violence in the Central American countries of Guatemala, El Salvador and Honduras trying to reach the USA.</w:t>
+        <w:br/>
+        <w:t>The pope will travel Tuesday to Morelia. In recent years, the capital of Michoacan has become the epicenter of the country's drug wars.</w:t>
+        <w:br/>
+        <w:t>On his final day, he will travel to the U.S.-Mexican border, where he will hold  Mass on Wednesday in Benito Juárez Stadium in Juárez across from El Paso. Juárez has been troubled by drug cartel violence.</w:t>
+        <w:br/>
+        <w:t>The pope has a practice of walking into the masses to shake hands with worshipers. Paula Zazueta, who is traveling from Phoenix with a church group to see the pope, said she is not worried for his safety because he will be surrounded by pilgrims.</w:t>
+        <w:br/>
+        <w:t>"I believe he will be well taken care of," Zazueta said.</w:t>
+        <w:br/>
+        <w:t>She is one of 45 Catholics, all of them Mexican Americans, who left Wednesday for Mexico City via chartered bus from the Immaculate Heart of Mary Catholic Church. This will be the third time she has seen a pope.</w:t>
+        <w:br/>
+        <w:t>She said she is most excited about seeing Francis because as an Argentine, he is the first pope from Latin America.</w:t>
+        <w:br/>
+        <w:t xml:space="preserve">"He speaks our language," Zazueta, a native of Sonora, said in Spanish. "He also has our heart and shares our values." </w:t>
         <w:br/>
         <w:br/>
         <w:t>Graphic</w:t>
@@ -87,17 +103,7 @@
         <w:br/>
         <w:t xml:space="preserve"> </w:t>
         <w:br/>
-        <w:t>PHOTO;</w:t>
-        <w:br/>
-        <w:t>LUIS J. JIMENEZ, Knight Ridder Tribune</w:t>
-        <w:br/>
-        <w:t>Atop a 60-foot pole at Teotihuacan, men from the village of Papantla, Veracruz, perform a flying rope ritual dating to 150 A.D. Such pre-Hispanic practices are gaining popularity in Mexico.</w:t>
-        <w:br/>
-        <w:t>LUIS J. JIMENEZ, Knight Ridder Tribune</w:t>
-        <w:br/>
-        <w:t>In Aztec costumes, dancers perform in Mexico City's main plaza each Sunday. The growing popularity of the dances reflects</w:t>
-        <w:br/>
-        <w:t>the renewed interest of Mexicans in their country's ancient past.</w:t>
+        <w:t>photo Danny Miller, The Arizona Republic</w:t>
       </w:r>
     </w:p>
     <w:sectPr>

--- a/example_articles/countries/Mexico/6.countries_Mexico_Other_publisher.docx
+++ b/example_articles/countries/Mexico/6.countries_Mexico_Other_publisher.docx
@@ -32,7 +32,7 @@
     </w:p>
     <w:p>
       <w:r>
-        <w:t>Raw locations result, 'locations': ['Mexico']</w:t>
+        <w:t>Raw locations result, 'locations': ['Mexico (Ecatepec)']</w:t>
       </w:r>
     </w:p>
     <w:p>

--- a/example_articles/countries/Mexico/6.countries_Mexico_Other_publisher.docx
+++ b/example_articles/countries/Mexico/6.countries_Mexico_Other_publisher.docx
@@ -32,7 +32,7 @@
     </w:p>
     <w:p>
       <w:r>
-        <w:t>Raw locations result, 'locations': ['Mexico (Ecatepec)']</w:t>
+        <w:t>Raw locations result, 'locations': ['Mexico (Mexico City), Ecatepec, Juárez, Chiapas, Morelia, San Cristobal de Las Casas']</w:t>
       </w:r>
     </w:p>
     <w:p>
